--- a/career/cv_cern_short_term_internship.docx
+++ b/career/cv_cern_short_term_internship.docx
@@ -351,13 +351,19 @@
         <w:t xml:space="preserve"> </w:t>
       </w:r>
       <w:r>
-        <w:t xml:space="preserve">PyTorch model into fixed-point arithmetic for hardware deployment, and validated that its output</w:t>
-      </w:r>
-      <w:r>
-        <w:t xml:space="preserve"> </w:t>
-      </w:r>
-      <w:r>
-        <w:t xml:space="preserve">numerically agreed with the original model.</w:t>
+        <w:t xml:space="preserve">PyTorch model into fixed-point arithmetic for hardware deployment, and validated it against the</w:t>
+      </w:r>
+      <w:r>
+        <w:t xml:space="preserve"> </w:t>
+      </w:r>
+      <w:r>
+        <w:t xml:space="preserve">original model: strong agreement at sufficient bit-width, and a real accuracy collapse found and</w:t>
+      </w:r>
+      <w:r>
+        <w:t xml:space="preserve"> </w:t>
+      </w:r>
+      <w:r>
+        <w:t xml:space="preserve">documented at narrow width — substantially mitigated by rounding and saturation.</w:t>
       </w:r>
     </w:p>
     <w:p>
@@ -375,13 +381,13 @@
         <w:t xml:space="preserve"> </w:t>
       </w:r>
       <w:r>
-        <w:t xml:space="preserve">baseline model actually matched or beat the neural network on raw accuracy — reported plainly</w:t>
-      </w:r>
-      <w:r>
-        <w:t xml:space="preserve"> </w:t>
-      </w:r>
-      <w:r>
-        <w:t xml:space="preserve">rather than left out.</w:t>
+        <w:t xml:space="preserve">baseline model reliably beat the neural network on raw accuracy (+0.0030 ROC-AUC, 95% CI entirely</w:t>
+      </w:r>
+      <w:r>
+        <w:t xml:space="preserve"> </w:t>
+      </w:r>
+      <w:r>
+        <w:t xml:space="preserve">positive, 5/5 seeds) — reported plainly rather than left out.</w:t>
       </w:r>
     </w:p>
     <w:p>
@@ -536,10 +542,16 @@
           <w:bCs/>
           <w:b/>
         </w:rPr>
-        <w:t xml:space="preserve">Data Science Summer Intern — RemarkSkill (KSHITIJ, IIT Kharagpur)</w:t>
-      </w:r>
-      <w:r>
-        <w:t xml:space="preserve">, remote ·</w:t>
+        <w:t xml:space="preserve">Data Science Trainee — RemarkSkill</w:t>
+      </w:r>
+      <w:r>
+        <w:t xml:space="preserve">, via KSHITIJ (IIT Kharagpur’s techno-management festival),</w:t>
+      </w:r>
+      <w:r>
+        <w:t xml:space="preserve"> </w:t>
+      </w:r>
+      <w:r>
+        <w:t xml:space="preserve">remote ·</w:t>
       </w:r>
       <w:r>
         <w:t xml:space="preserve"> </w:t>
